--- a/templates/04-chinh-sach-quy-trinh/qd-chi-dinh-don-vi-bo-phan-chuyen-trach-anm.docx
+++ b/templates/04-chinh-sach-quy-trinh/qd-chi-dinh-don-vi-bo-phan-chuyen-trach-anm.docx
@@ -180,7 +180,7 @@
                 <w:szCs w:val="26"/>
                 <w:highlight w:val="yellow"/>
               </w:rPr>
-              <w:t xml:space="preserve">18/2026</w:t>
+              <w:t xml:space="preserve">16/2026</w:t>
             </w:r>
             <w:r>
               <w:rPr>
